--- a/Backend/Director_Disclosure/Output_Disclosures/2024-25/KALINGA_ALUMINA_LIMITED/DIR-8/DIR8_VIPIN_GOEL_08116197.docx
+++ b/Backend/Director_Disclosure/Output_Disclosures/2024-25/KALINGA_ALUMINA_LIMITED/DIR-8/DIR8_VIPIN_GOEL_08116197.docx
@@ -620,1056 +620,6 @@
                 <w:b w:val="0"/>
                 <w:sz w:val="23"/>
               </w:rPr>
-              <w:t>HARDOI UNNAO ROAD LIMITED</w:t>
-            </w:r>
-          </w:p>
-        </w:tc>
-        <w:tc>
-          <w:tcPr>
-            <w:tcW w:type="dxa" w:w="2610"/>
-          </w:tcPr>
-          <w:p>
-            <w:pPr>
-              <w:spacing w:after="0"/>
-              <w:jc w:val="center"/>
-            </w:pPr>
-            <w:r>
-              <w:rPr>
-                <w:rFonts w:ascii="Adani" w:hAnsi="Adani" w:eastAsia="Adani" w:cs="Adani"/>
-                <w:b w:val="0"/>
-                <w:sz w:val="23"/>
-              </w:rPr>
-              <w:t>30/12/2021</w:t>
-            </w:r>
-          </w:p>
-        </w:tc>
-        <w:tc>
-          <w:tcPr>
-            <w:tcW w:type="dxa" w:w="2250"/>
-          </w:tcPr>
-          <w:p>
-            <w:pPr>
-              <w:spacing w:after="0"/>
-              <w:jc w:val="center"/>
-            </w:pPr>
-          </w:p>
-        </w:tc>
-      </w:tr>
-      <w:tr>
-        <w:tc>
-          <w:tcPr>
-            <w:tcW w:type="dxa" w:w="636"/>
-          </w:tcPr>
-          <w:p>
-            <w:pPr>
-              <w:spacing w:after="0"/>
-              <w:ind w:left="360"/>
-            </w:pPr>
-            <w:r>
-              <w:rPr>
-                <w:rFonts w:ascii="Adani" w:hAnsi="Adani" w:eastAsia="Adani" w:cs="Adani"/>
-                <w:b w:val="0"/>
-                <w:sz w:val="23"/>
-              </w:rPr>
-              <w:t>6</w:t>
-            </w:r>
-          </w:p>
-        </w:tc>
-        <w:tc>
-          <w:tcPr>
-            <w:tcW w:type="dxa" w:w="3864"/>
-          </w:tcPr>
-          <w:p>
-            <w:pPr>
-              <w:spacing w:after="0"/>
-              <w:jc w:val="both"/>
-            </w:pPr>
-            <w:r>
-              <w:rPr>
-                <w:rFonts w:ascii="Adani" w:hAnsi="Adani" w:eastAsia="Adani" w:cs="Adani"/>
-                <w:b w:val="0"/>
-                <w:sz w:val="23"/>
-              </w:rPr>
-              <w:t>UNNAO PRAYAGRAJ ROAD LIMITED</w:t>
-            </w:r>
-          </w:p>
-        </w:tc>
-        <w:tc>
-          <w:tcPr>
-            <w:tcW w:type="dxa" w:w="2610"/>
-          </w:tcPr>
-          <w:p>
-            <w:pPr>
-              <w:spacing w:after="0"/>
-              <w:jc w:val="center"/>
-            </w:pPr>
-            <w:r>
-              <w:rPr>
-                <w:rFonts w:ascii="Adani" w:hAnsi="Adani" w:eastAsia="Adani" w:cs="Adani"/>
-                <w:b w:val="0"/>
-                <w:sz w:val="23"/>
-              </w:rPr>
-              <w:t>28/12/2021</w:t>
-            </w:r>
-          </w:p>
-        </w:tc>
-        <w:tc>
-          <w:tcPr>
-            <w:tcW w:type="dxa" w:w="2250"/>
-          </w:tcPr>
-          <w:p>
-            <w:pPr>
-              <w:spacing w:after="0"/>
-              <w:jc w:val="center"/>
-            </w:pPr>
-          </w:p>
-        </w:tc>
-      </w:tr>
-      <w:tr>
-        <w:tc>
-          <w:tcPr>
-            <w:tcW w:type="dxa" w:w="636"/>
-          </w:tcPr>
-          <w:p>
-            <w:pPr>
-              <w:spacing w:after="0"/>
-              <w:ind w:left="360"/>
-            </w:pPr>
-            <w:r>
-              <w:rPr>
-                <w:rFonts w:ascii="Adani" w:hAnsi="Adani" w:eastAsia="Adani" w:cs="Adani"/>
-                <w:b w:val="0"/>
-                <w:sz w:val="23"/>
-              </w:rPr>
-              <w:t>7</w:t>
-            </w:r>
-          </w:p>
-        </w:tc>
-        <w:tc>
-          <w:tcPr>
-            <w:tcW w:type="dxa" w:w="3864"/>
-          </w:tcPr>
-          <w:p>
-            <w:pPr>
-              <w:spacing w:after="0"/>
-              <w:jc w:val="both"/>
-            </w:pPr>
-            <w:r>
-              <w:rPr>
-                <w:rFonts w:ascii="Adani" w:hAnsi="Adani" w:eastAsia="Adani" w:cs="Adani"/>
-                <w:b w:val="0"/>
-                <w:sz w:val="23"/>
-              </w:rPr>
-              <w:t>BUDAUN HARDOI ROAD LIMITED</w:t>
-            </w:r>
-          </w:p>
-        </w:tc>
-        <w:tc>
-          <w:tcPr>
-            <w:tcW w:type="dxa" w:w="2610"/>
-          </w:tcPr>
-          <w:p>
-            <w:pPr>
-              <w:spacing w:after="0"/>
-              <w:jc w:val="center"/>
-            </w:pPr>
-            <w:r>
-              <w:rPr>
-                <w:rFonts w:ascii="Adani" w:hAnsi="Adani" w:eastAsia="Adani" w:cs="Adani"/>
-                <w:b w:val="0"/>
-                <w:sz w:val="23"/>
-              </w:rPr>
-              <w:t>27/12/2021</w:t>
-            </w:r>
-          </w:p>
-        </w:tc>
-        <w:tc>
-          <w:tcPr>
-            <w:tcW w:type="dxa" w:w="2250"/>
-          </w:tcPr>
-          <w:p>
-            <w:pPr>
-              <w:spacing w:after="0"/>
-              <w:jc w:val="center"/>
-            </w:pPr>
-          </w:p>
-        </w:tc>
-      </w:tr>
-      <w:tr>
-        <w:tc>
-          <w:tcPr>
-            <w:tcW w:type="dxa" w:w="636"/>
-          </w:tcPr>
-          <w:p>
-            <w:pPr>
-              <w:spacing w:after="0"/>
-              <w:ind w:left="360"/>
-            </w:pPr>
-            <w:r>
-              <w:rPr>
-                <w:rFonts w:ascii="Adani" w:hAnsi="Adani" w:eastAsia="Adani" w:cs="Adani"/>
-                <w:b w:val="0"/>
-                <w:sz w:val="23"/>
-              </w:rPr>
-              <w:t>8</w:t>
-            </w:r>
-          </w:p>
-        </w:tc>
-        <w:tc>
-          <w:tcPr>
-            <w:tcW w:type="dxa" w:w="3864"/>
-          </w:tcPr>
-          <w:p>
-            <w:pPr>
-              <w:spacing w:after="0"/>
-              <w:jc w:val="both"/>
-            </w:pPr>
-            <w:r>
-              <w:rPr>
-                <w:rFonts w:ascii="Adani" w:hAnsi="Adani" w:eastAsia="Adani" w:cs="Adani"/>
-                <w:b w:val="0"/>
-                <w:sz w:val="23"/>
-              </w:rPr>
-              <w:t>KALINGA ALUMINA LIMITED</w:t>
-            </w:r>
-          </w:p>
-        </w:tc>
-        <w:tc>
-          <w:tcPr>
-            <w:tcW w:type="dxa" w:w="2610"/>
-          </w:tcPr>
-          <w:p>
-            <w:pPr>
-              <w:spacing w:after="0"/>
-              <w:jc w:val="center"/>
-            </w:pPr>
-            <w:r>
-              <w:rPr>
-                <w:rFonts w:ascii="Adani" w:hAnsi="Adani" w:eastAsia="Adani" w:cs="Adani"/>
-                <w:b w:val="0"/>
-                <w:sz w:val="23"/>
-              </w:rPr>
-              <w:t>17/12/2021</w:t>
-            </w:r>
-          </w:p>
-        </w:tc>
-        <w:tc>
-          <w:tcPr>
-            <w:tcW w:type="dxa" w:w="2250"/>
-          </w:tcPr>
-          <w:p>
-            <w:pPr>
-              <w:spacing w:after="0"/>
-              <w:jc w:val="center"/>
-            </w:pPr>
-          </w:p>
-        </w:tc>
-      </w:tr>
-      <w:tr>
-        <w:tc>
-          <w:tcPr>
-            <w:tcW w:type="dxa" w:w="636"/>
-          </w:tcPr>
-          <w:p>
-            <w:pPr>
-              <w:spacing w:after="0"/>
-              <w:ind w:left="360"/>
-            </w:pPr>
-            <w:r>
-              <w:rPr>
-                <w:rFonts w:ascii="Adani" w:hAnsi="Adani" w:eastAsia="Adani" w:cs="Adani"/>
-                <w:b w:val="0"/>
-                <w:sz w:val="23"/>
-              </w:rPr>
-              <w:t>9</w:t>
-            </w:r>
-          </w:p>
-        </w:tc>
-        <w:tc>
-          <w:tcPr>
-            <w:tcW w:type="dxa" w:w="3864"/>
-          </w:tcPr>
-          <w:p>
-            <w:pPr>
-              <w:spacing w:after="0"/>
-              <w:jc w:val="both"/>
-            </w:pPr>
-            <w:r>
-              <w:rPr>
-                <w:rFonts w:ascii="Adani" w:hAnsi="Adani" w:eastAsia="Adani" w:cs="Adani"/>
-                <w:b w:val="0"/>
-                <w:sz w:val="23"/>
-              </w:rPr>
-              <w:t>MAHARASHTRA BORDER CHECK POST NETWORK LIMITED</w:t>
-            </w:r>
-          </w:p>
-        </w:tc>
-        <w:tc>
-          <w:tcPr>
-            <w:tcW w:type="dxa" w:w="2610"/>
-          </w:tcPr>
-          <w:p>
-            <w:pPr>
-              <w:spacing w:after="0"/>
-              <w:jc w:val="center"/>
-            </w:pPr>
-            <w:r>
-              <w:rPr>
-                <w:rFonts w:ascii="Adani" w:hAnsi="Adani" w:eastAsia="Adani" w:cs="Adani"/>
-                <w:b w:val="0"/>
-                <w:sz w:val="23"/>
-              </w:rPr>
-              <w:t>28/09/2021</w:t>
-            </w:r>
-          </w:p>
-        </w:tc>
-        <w:tc>
-          <w:tcPr>
-            <w:tcW w:type="dxa" w:w="2250"/>
-          </w:tcPr>
-          <w:p>
-            <w:pPr>
-              <w:spacing w:after="0"/>
-              <w:jc w:val="center"/>
-            </w:pPr>
-          </w:p>
-        </w:tc>
-      </w:tr>
-      <w:tr>
-        <w:tc>
-          <w:tcPr>
-            <w:tcW w:type="dxa" w:w="636"/>
-          </w:tcPr>
-          <w:p>
-            <w:pPr>
-              <w:spacing w:after="0"/>
-              <w:ind w:left="360"/>
-            </w:pPr>
-            <w:r>
-              <w:rPr>
-                <w:rFonts w:ascii="Adani" w:hAnsi="Adani" w:eastAsia="Adani" w:cs="Adani"/>
-                <w:b w:val="0"/>
-                <w:sz w:val="23"/>
-              </w:rPr>
-              <w:t>10</w:t>
-            </w:r>
-          </w:p>
-        </w:tc>
-        <w:tc>
-          <w:tcPr>
-            <w:tcW w:type="dxa" w:w="3864"/>
-          </w:tcPr>
-          <w:p>
-            <w:pPr>
-              <w:spacing w:after="0"/>
-              <w:jc w:val="both"/>
-            </w:pPr>
-            <w:r>
-              <w:rPr>
-                <w:rFonts w:ascii="Adani" w:hAnsi="Adani" w:eastAsia="Adani" w:cs="Adani"/>
-                <w:b w:val="0"/>
-                <w:sz w:val="23"/>
-              </w:rPr>
-              <w:t>ADANI NEW INDUSTRIES LIMITED</w:t>
-            </w:r>
-          </w:p>
-        </w:tc>
-        <w:tc>
-          <w:tcPr>
-            <w:tcW w:type="dxa" w:w="2610"/>
-          </w:tcPr>
-          <w:p>
-            <w:pPr>
-              <w:spacing w:after="0"/>
-              <w:jc w:val="center"/>
-            </w:pPr>
-            <w:r>
-              <w:rPr>
-                <w:rFonts w:ascii="Adani" w:hAnsi="Adani" w:eastAsia="Adani" w:cs="Adani"/>
-                <w:b w:val="0"/>
-                <w:sz w:val="23"/>
-              </w:rPr>
-              <w:t>07/06/2021</w:t>
-            </w:r>
-          </w:p>
-        </w:tc>
-        <w:tc>
-          <w:tcPr>
-            <w:tcW w:type="dxa" w:w="2250"/>
-          </w:tcPr>
-          <w:p>
-            <w:pPr>
-              <w:spacing w:after="0"/>
-              <w:jc w:val="center"/>
-            </w:pPr>
-          </w:p>
-        </w:tc>
-      </w:tr>
-      <w:tr>
-        <w:tc>
-          <w:tcPr>
-            <w:tcW w:type="dxa" w:w="636"/>
-          </w:tcPr>
-          <w:p>
-            <w:pPr>
-              <w:spacing w:after="0"/>
-              <w:ind w:left="360"/>
-            </w:pPr>
-            <w:r>
-              <w:rPr>
-                <w:rFonts w:ascii="Adani" w:hAnsi="Adani" w:eastAsia="Adani" w:cs="Adani"/>
-                <w:b w:val="0"/>
-                <w:sz w:val="23"/>
-              </w:rPr>
-              <w:t>11</w:t>
-            </w:r>
-          </w:p>
-        </w:tc>
-        <w:tc>
-          <w:tcPr>
-            <w:tcW w:type="dxa" w:w="3864"/>
-          </w:tcPr>
-          <w:p>
-            <w:pPr>
-              <w:spacing w:after="0"/>
-              <w:jc w:val="both"/>
-            </w:pPr>
-            <w:r>
-              <w:rPr>
-                <w:rFonts w:ascii="Adani" w:hAnsi="Adani" w:eastAsia="Adani" w:cs="Adani"/>
-                <w:b w:val="0"/>
-                <w:sz w:val="23"/>
-              </w:rPr>
-              <w:t>ADANI ROAD O&amp;M LIMITED</w:t>
-            </w:r>
-          </w:p>
-        </w:tc>
-        <w:tc>
-          <w:tcPr>
-            <w:tcW w:type="dxa" w:w="2610"/>
-          </w:tcPr>
-          <w:p>
-            <w:pPr>
-              <w:spacing w:after="0"/>
-              <w:jc w:val="center"/>
-            </w:pPr>
-            <w:r>
-              <w:rPr>
-                <w:rFonts w:ascii="Adani" w:hAnsi="Adani" w:eastAsia="Adani" w:cs="Adani"/>
-                <w:b w:val="0"/>
-                <w:sz w:val="23"/>
-              </w:rPr>
-              <w:t>07/04/2021</w:t>
-            </w:r>
-          </w:p>
-        </w:tc>
-        <w:tc>
-          <w:tcPr>
-            <w:tcW w:type="dxa" w:w="2250"/>
-          </w:tcPr>
-          <w:p>
-            <w:pPr>
-              <w:spacing w:after="0"/>
-              <w:jc w:val="center"/>
-            </w:pPr>
-          </w:p>
-        </w:tc>
-      </w:tr>
-      <w:tr>
-        <w:tc>
-          <w:tcPr>
-            <w:tcW w:type="dxa" w:w="636"/>
-          </w:tcPr>
-          <w:p>
-            <w:pPr>
-              <w:spacing w:after="0"/>
-              <w:ind w:left="360"/>
-            </w:pPr>
-            <w:r>
-              <w:rPr>
-                <w:rFonts w:ascii="Adani" w:hAnsi="Adani" w:eastAsia="Adani" w:cs="Adani"/>
-                <w:b w:val="0"/>
-                <w:sz w:val="23"/>
-              </w:rPr>
-              <w:t>12</w:t>
-            </w:r>
-          </w:p>
-        </w:tc>
-        <w:tc>
-          <w:tcPr>
-            <w:tcW w:type="dxa" w:w="3864"/>
-          </w:tcPr>
-          <w:p>
-            <w:pPr>
-              <w:spacing w:after="0"/>
-              <w:jc w:val="both"/>
-            </w:pPr>
-            <w:r>
-              <w:rPr>
-                <w:rFonts w:ascii="Adani" w:hAnsi="Adani" w:eastAsia="Adani" w:cs="Adani"/>
-                <w:b w:val="0"/>
-                <w:sz w:val="23"/>
-              </w:rPr>
-              <w:t>KUTCH COPPER LIMITED</w:t>
-            </w:r>
-          </w:p>
-        </w:tc>
-        <w:tc>
-          <w:tcPr>
-            <w:tcW w:type="dxa" w:w="2610"/>
-          </w:tcPr>
-          <w:p>
-            <w:pPr>
-              <w:spacing w:after="0"/>
-              <w:jc w:val="center"/>
-            </w:pPr>
-            <w:r>
-              <w:rPr>
-                <w:rFonts w:ascii="Adani" w:hAnsi="Adani" w:eastAsia="Adani" w:cs="Adani"/>
-                <w:b w:val="0"/>
-                <w:sz w:val="23"/>
-              </w:rPr>
-              <w:t>24/03/2021</w:t>
-            </w:r>
-          </w:p>
-        </w:tc>
-        <w:tc>
-          <w:tcPr>
-            <w:tcW w:type="dxa" w:w="2250"/>
-          </w:tcPr>
-          <w:p>
-            <w:pPr>
-              <w:spacing w:after="0"/>
-              <w:jc w:val="center"/>
-            </w:pPr>
-          </w:p>
-        </w:tc>
-      </w:tr>
-      <w:tr>
-        <w:tc>
-          <w:tcPr>
-            <w:tcW w:type="dxa" w:w="636"/>
-          </w:tcPr>
-          <w:p>
-            <w:pPr>
-              <w:spacing w:after="0"/>
-              <w:ind w:left="360"/>
-            </w:pPr>
-            <w:r>
-              <w:rPr>
-                <w:rFonts w:ascii="Adani" w:hAnsi="Adani" w:eastAsia="Adani" w:cs="Adani"/>
-                <w:b w:val="0"/>
-                <w:sz w:val="23"/>
-              </w:rPr>
-              <w:t>13</w:t>
-            </w:r>
-          </w:p>
-        </w:tc>
-        <w:tc>
-          <w:tcPr>
-            <w:tcW w:type="dxa" w:w="3864"/>
-          </w:tcPr>
-          <w:p>
-            <w:pPr>
-              <w:spacing w:after="0"/>
-              <w:jc w:val="both"/>
-            </w:pPr>
-            <w:r>
-              <w:rPr>
-                <w:rFonts w:ascii="Adani" w:hAnsi="Adani" w:eastAsia="Adani" w:cs="Adani"/>
-                <w:b w:val="0"/>
-                <w:sz w:val="23"/>
-              </w:rPr>
-              <w:t>AZHIYUR VENGALAM ROAD LIMITED</w:t>
-            </w:r>
-          </w:p>
-        </w:tc>
-        <w:tc>
-          <w:tcPr>
-            <w:tcW w:type="dxa" w:w="2610"/>
-          </w:tcPr>
-          <w:p>
-            <w:pPr>
-              <w:spacing w:after="0"/>
-              <w:jc w:val="center"/>
-            </w:pPr>
-            <w:r>
-              <w:rPr>
-                <w:rFonts w:ascii="Adani" w:hAnsi="Adani" w:eastAsia="Adani" w:cs="Adani"/>
-                <w:b w:val="0"/>
-                <w:sz w:val="23"/>
-              </w:rPr>
-              <w:t>01/02/2021</w:t>
-            </w:r>
-          </w:p>
-        </w:tc>
-        <w:tc>
-          <w:tcPr>
-            <w:tcW w:type="dxa" w:w="2250"/>
-          </w:tcPr>
-          <w:p>
-            <w:pPr>
-              <w:spacing w:after="0"/>
-              <w:jc w:val="center"/>
-            </w:pPr>
-          </w:p>
-        </w:tc>
-      </w:tr>
-      <w:tr>
-        <w:tc>
-          <w:tcPr>
-            <w:tcW w:type="dxa" w:w="636"/>
-          </w:tcPr>
-          <w:p>
-            <w:pPr>
-              <w:spacing w:after="0"/>
-              <w:ind w:left="360"/>
-            </w:pPr>
-            <w:r>
-              <w:rPr>
-                <w:rFonts w:ascii="Adani" w:hAnsi="Adani" w:eastAsia="Adani" w:cs="Adani"/>
-                <w:b w:val="0"/>
-                <w:sz w:val="23"/>
-              </w:rPr>
-              <w:t>14</w:t>
-            </w:r>
-          </w:p>
-        </w:tc>
-        <w:tc>
-          <w:tcPr>
-            <w:tcW w:type="dxa" w:w="3864"/>
-          </w:tcPr>
-          <w:p>
-            <w:pPr>
-              <w:spacing w:after="0"/>
-              <w:jc w:val="both"/>
-            </w:pPr>
-            <w:r>
-              <w:rPr>
-                <w:rFonts w:ascii="Adani" w:hAnsi="Adani" w:eastAsia="Adani" w:cs="Adani"/>
-                <w:b w:val="0"/>
-                <w:sz w:val="23"/>
-              </w:rPr>
-              <w:t>NANASA PIDGAON ROAD LIMITED</w:t>
-            </w:r>
-          </w:p>
-        </w:tc>
-        <w:tc>
-          <w:tcPr>
-            <w:tcW w:type="dxa" w:w="2610"/>
-          </w:tcPr>
-          <w:p>
-            <w:pPr>
-              <w:spacing w:after="0"/>
-              <w:jc w:val="center"/>
-            </w:pPr>
-            <w:r>
-              <w:rPr>
-                <w:rFonts w:ascii="Adani" w:hAnsi="Adani" w:eastAsia="Adani" w:cs="Adani"/>
-                <w:b w:val="0"/>
-                <w:sz w:val="23"/>
-              </w:rPr>
-              <w:t>08/05/2020</w:t>
-            </w:r>
-          </w:p>
-        </w:tc>
-        <w:tc>
-          <w:tcPr>
-            <w:tcW w:type="dxa" w:w="2250"/>
-          </w:tcPr>
-          <w:p>
-            <w:pPr>
-              <w:spacing w:after="0"/>
-              <w:jc w:val="center"/>
-            </w:pPr>
-          </w:p>
-        </w:tc>
-      </w:tr>
-      <w:tr>
-        <w:tc>
-          <w:tcPr>
-            <w:tcW w:type="dxa" w:w="636"/>
-          </w:tcPr>
-          <w:p>
-            <w:pPr>
-              <w:spacing w:after="0"/>
-              <w:ind w:left="360"/>
-            </w:pPr>
-            <w:r>
-              <w:rPr>
-                <w:rFonts w:ascii="Adani" w:hAnsi="Adani" w:eastAsia="Adani" w:cs="Adani"/>
-                <w:b w:val="0"/>
-                <w:sz w:val="23"/>
-              </w:rPr>
-              <w:t>15</w:t>
-            </w:r>
-          </w:p>
-        </w:tc>
-        <w:tc>
-          <w:tcPr>
-            <w:tcW w:type="dxa" w:w="3864"/>
-          </w:tcPr>
-          <w:p>
-            <w:pPr>
-              <w:spacing w:after="0"/>
-              <w:jc w:val="both"/>
-            </w:pPr>
-            <w:r>
-              <w:rPr>
-                <w:rFonts w:ascii="Adani" w:hAnsi="Adani" w:eastAsia="Adani" w:cs="Adani"/>
-                <w:b w:val="0"/>
-                <w:sz w:val="23"/>
-              </w:rPr>
-              <w:t>ADANI POWER (JHARKHAND) LIMITED</w:t>
-            </w:r>
-          </w:p>
-        </w:tc>
-        <w:tc>
-          <w:tcPr>
-            <w:tcW w:type="dxa" w:w="2610"/>
-          </w:tcPr>
-          <w:p>
-            <w:pPr>
-              <w:spacing w:after="0"/>
-              <w:jc w:val="center"/>
-            </w:pPr>
-            <w:r>
-              <w:rPr>
-                <w:rFonts w:ascii="Adani" w:hAnsi="Adani" w:eastAsia="Adani" w:cs="Adani"/>
-                <w:b w:val="0"/>
-                <w:sz w:val="23"/>
-              </w:rPr>
-              <w:t>24/08/2019</w:t>
-            </w:r>
-          </w:p>
-        </w:tc>
-        <w:tc>
-          <w:tcPr>
-            <w:tcW w:type="dxa" w:w="2250"/>
-          </w:tcPr>
-          <w:p>
-            <w:pPr>
-              <w:spacing w:after="0"/>
-              <w:jc w:val="center"/>
-            </w:pPr>
-          </w:p>
-        </w:tc>
-      </w:tr>
-      <w:tr>
-        <w:tc>
-          <w:tcPr>
-            <w:tcW w:type="dxa" w:w="636"/>
-          </w:tcPr>
-          <w:p>
-            <w:pPr>
-              <w:spacing w:after="0"/>
-              <w:ind w:left="360"/>
-            </w:pPr>
-            <w:r>
-              <w:rPr>
-                <w:rFonts w:ascii="Adani" w:hAnsi="Adani" w:eastAsia="Adani" w:cs="Adani"/>
-                <w:b w:val="0"/>
-                <w:sz w:val="23"/>
-              </w:rPr>
-              <w:t>16</w:t>
-            </w:r>
-          </w:p>
-        </w:tc>
-        <w:tc>
-          <w:tcPr>
-            <w:tcW w:type="dxa" w:w="3864"/>
-          </w:tcPr>
-          <w:p>
-            <w:pPr>
-              <w:spacing w:after="0"/>
-              <w:jc w:val="both"/>
-            </w:pPr>
-            <w:r>
-              <w:rPr>
-                <w:rFonts w:ascii="Adani" w:hAnsi="Adani" w:eastAsia="Adani" w:cs="Adani"/>
-                <w:b w:val="0"/>
-                <w:sz w:val="23"/>
-              </w:rPr>
-              <w:t>SURYAPET KHAMMAM ROAD PRIVATE LIMITED</w:t>
-            </w:r>
-          </w:p>
-        </w:tc>
-        <w:tc>
-          <w:tcPr>
-            <w:tcW w:type="dxa" w:w="2610"/>
-          </w:tcPr>
-          <w:p>
-            <w:pPr>
-              <w:spacing w:after="0"/>
-              <w:jc w:val="center"/>
-            </w:pPr>
-            <w:r>
-              <w:rPr>
-                <w:rFonts w:ascii="Adani" w:hAnsi="Adani" w:eastAsia="Adani" w:cs="Adani"/>
-                <w:b w:val="0"/>
-                <w:sz w:val="23"/>
-              </w:rPr>
-              <w:t>12/06/2019</w:t>
-            </w:r>
-          </w:p>
-        </w:tc>
-        <w:tc>
-          <w:tcPr>
-            <w:tcW w:type="dxa" w:w="2250"/>
-          </w:tcPr>
-          <w:p>
-            <w:pPr>
-              <w:spacing w:after="0"/>
-              <w:jc w:val="center"/>
-            </w:pPr>
-          </w:p>
-        </w:tc>
-      </w:tr>
-      <w:tr>
-        <w:tc>
-          <w:tcPr>
-            <w:tcW w:type="dxa" w:w="636"/>
-          </w:tcPr>
-          <w:p>
-            <w:pPr>
-              <w:spacing w:after="0"/>
-              <w:ind w:left="360"/>
-            </w:pPr>
-            <w:r>
-              <w:rPr>
-                <w:rFonts w:ascii="Adani" w:hAnsi="Adani" w:eastAsia="Adani" w:cs="Adani"/>
-                <w:b w:val="0"/>
-                <w:sz w:val="23"/>
-              </w:rPr>
-              <w:t>17</w:t>
-            </w:r>
-          </w:p>
-        </w:tc>
-        <w:tc>
-          <w:tcPr>
-            <w:tcW w:type="dxa" w:w="3864"/>
-          </w:tcPr>
-          <w:p>
-            <w:pPr>
-              <w:spacing w:after="0"/>
-              <w:jc w:val="both"/>
-            </w:pPr>
-            <w:r>
-              <w:rPr>
-                <w:rFonts w:ascii="Adani" w:hAnsi="Adani" w:eastAsia="Adani" w:cs="Adani"/>
-                <w:b w:val="0"/>
-                <w:sz w:val="23"/>
-              </w:rPr>
-              <w:t>MANCHERIAL REPALLEWADA ROAD PRIVATE LIMITED</w:t>
-            </w:r>
-          </w:p>
-        </w:tc>
-        <w:tc>
-          <w:tcPr>
-            <w:tcW w:type="dxa" w:w="2610"/>
-          </w:tcPr>
-          <w:p>
-            <w:pPr>
-              <w:spacing w:after="0"/>
-              <w:jc w:val="center"/>
-            </w:pPr>
-            <w:r>
-              <w:rPr>
-                <w:rFonts w:ascii="Adani" w:hAnsi="Adani" w:eastAsia="Adani" w:cs="Adani"/>
-                <w:b w:val="0"/>
-                <w:sz w:val="23"/>
-              </w:rPr>
-              <w:t>05/04/2019</w:t>
-            </w:r>
-          </w:p>
-        </w:tc>
-        <w:tc>
-          <w:tcPr>
-            <w:tcW w:type="dxa" w:w="2250"/>
-          </w:tcPr>
-          <w:p>
-            <w:pPr>
-              <w:spacing w:after="0"/>
-              <w:jc w:val="center"/>
-            </w:pPr>
-          </w:p>
-        </w:tc>
-      </w:tr>
-      <w:tr>
-        <w:tc>
-          <w:tcPr>
-            <w:tcW w:type="dxa" w:w="636"/>
-          </w:tcPr>
-          <w:p>
-            <w:pPr>
-              <w:spacing w:after="0"/>
-              <w:ind w:left="360"/>
-            </w:pPr>
-            <w:r>
-              <w:rPr>
-                <w:rFonts w:ascii="Adani" w:hAnsi="Adani" w:eastAsia="Adani" w:cs="Adani"/>
-                <w:b w:val="0"/>
-                <w:sz w:val="23"/>
-              </w:rPr>
-              <w:t>18</w:t>
-            </w:r>
-          </w:p>
-        </w:tc>
-        <w:tc>
-          <w:tcPr>
-            <w:tcW w:type="dxa" w:w="3864"/>
-          </w:tcPr>
-          <w:p>
-            <w:pPr>
-              <w:spacing w:after="0"/>
-              <w:jc w:val="both"/>
-            </w:pPr>
-            <w:r>
-              <w:rPr>
-                <w:rFonts w:ascii="Adani" w:hAnsi="Adani" w:eastAsia="Adani" w:cs="Adani"/>
-                <w:b w:val="0"/>
-                <w:sz w:val="23"/>
-              </w:rPr>
-              <w:t>ADANI WATER LIMITED</w:t>
-            </w:r>
-          </w:p>
-        </w:tc>
-        <w:tc>
-          <w:tcPr>
-            <w:tcW w:type="dxa" w:w="2610"/>
-          </w:tcPr>
-          <w:p>
-            <w:pPr>
-              <w:spacing w:after="0"/>
-              <w:jc w:val="center"/>
-            </w:pPr>
-            <w:r>
-              <w:rPr>
-                <w:rFonts w:ascii="Adani" w:hAnsi="Adani" w:eastAsia="Adani" w:cs="Adani"/>
-                <w:b w:val="0"/>
-                <w:sz w:val="23"/>
-              </w:rPr>
-              <w:t>21/12/2018</w:t>
-            </w:r>
-          </w:p>
-        </w:tc>
-        <w:tc>
-          <w:tcPr>
-            <w:tcW w:type="dxa" w:w="2250"/>
-          </w:tcPr>
-          <w:p>
-            <w:pPr>
-              <w:spacing w:after="0"/>
-              <w:jc w:val="center"/>
-            </w:pPr>
-          </w:p>
-        </w:tc>
-      </w:tr>
-      <w:tr>
-        <w:tc>
-          <w:tcPr>
-            <w:tcW w:type="dxa" w:w="636"/>
-          </w:tcPr>
-          <w:p>
-            <w:pPr>
-              <w:spacing w:after="0"/>
-              <w:ind w:left="360"/>
-            </w:pPr>
-            <w:r>
-              <w:rPr>
-                <w:rFonts w:ascii="Adani" w:hAnsi="Adani" w:eastAsia="Adani" w:cs="Adani"/>
-                <w:b w:val="0"/>
-                <w:sz w:val="23"/>
-              </w:rPr>
-              <w:t>19</w:t>
-            </w:r>
-          </w:p>
-        </w:tc>
-        <w:tc>
-          <w:tcPr>
-            <w:tcW w:type="dxa" w:w="3864"/>
-          </w:tcPr>
-          <w:p>
-            <w:pPr>
-              <w:spacing w:after="0"/>
-              <w:jc w:val="both"/>
-            </w:pPr>
-            <w:r>
-              <w:rPr>
-                <w:rFonts w:ascii="Adani" w:hAnsi="Adani" w:eastAsia="Adani" w:cs="Adani"/>
-                <w:b w:val="0"/>
-                <w:sz w:val="23"/>
-              </w:rPr>
-              <w:t>BILASPUR PATHRAPALI ROAD LIMITED</w:t>
-            </w:r>
-          </w:p>
-        </w:tc>
-        <w:tc>
-          <w:tcPr>
-            <w:tcW w:type="dxa" w:w="2610"/>
-          </w:tcPr>
-          <w:p>
-            <w:pPr>
-              <w:spacing w:after="0"/>
-              <w:jc w:val="center"/>
-            </w:pPr>
-            <w:r>
-              <w:rPr>
-                <w:rFonts w:ascii="Adani" w:hAnsi="Adani" w:eastAsia="Adani" w:cs="Adani"/>
-                <w:b w:val="0"/>
-                <w:sz w:val="23"/>
-              </w:rPr>
-              <w:t>20/04/2018</w:t>
-            </w:r>
-          </w:p>
-        </w:tc>
-        <w:tc>
-          <w:tcPr>
-            <w:tcW w:type="dxa" w:w="2250"/>
-          </w:tcPr>
-          <w:p>
-            <w:pPr>
-              <w:spacing w:after="0"/>
-              <w:jc w:val="center"/>
-            </w:pPr>
-          </w:p>
-        </w:tc>
-      </w:tr>
-      <w:tr>
-        <w:tc>
-          <w:tcPr>
-            <w:tcW w:type="dxa" w:w="636"/>
-          </w:tcPr>
-          <w:p>
-            <w:pPr>
-              <w:spacing w:after="0"/>
-              <w:ind w:left="360"/>
-            </w:pPr>
-            <w:r>
-              <w:rPr>
-                <w:rFonts w:ascii="Adani" w:hAnsi="Adani" w:eastAsia="Adani" w:cs="Adani"/>
-                <w:b w:val="0"/>
-                <w:sz w:val="23"/>
-              </w:rPr>
-              <w:t>20</w:t>
-            </w:r>
-          </w:p>
-        </w:tc>
-        <w:tc>
-          <w:tcPr>
-            <w:tcW w:type="dxa" w:w="3864"/>
-          </w:tcPr>
-          <w:p>
-            <w:pPr>
-              <w:spacing w:after="0"/>
-              <w:jc w:val="both"/>
-            </w:pPr>
-            <w:r>
-              <w:rPr>
-                <w:rFonts w:ascii="Adani" w:hAnsi="Adani" w:eastAsia="Adani" w:cs="Adani"/>
-                <w:b w:val="0"/>
-                <w:sz w:val="23"/>
-              </w:rPr>
               <w:t>ADANI INFRA (INDIA) LIMITED</w:t>
             </w:r>
           </w:p>
@@ -1805,7 +755,7 @@
           <w:b w:val="0"/>
           <w:sz w:val="23"/>
         </w:rPr>
-        <w:t xml:space="preserve">Date: 11th May, 2026</w:t>
+        <w:t xml:space="preserve">Date: 15th May, 2026</w:t>
         <w:tab/>
       </w:r>
     </w:p>
